--- a/cover_letters/laka-capital_structured-products-analyst_1cb7ec97_FR.docx
+++ b/cover_letters/laka-capital_structured-products-analyst_1cb7ec97_FR.docx
@@ -107,7 +107,7 @@
         <w:rPr>
           <w:sz w:val="20"/>
         </w:rPr>
-        <w:t>Le 28 avril 2026</w:t>
+        <w:t>Le 29 avril 2026</w:t>
       </w:r>
     </w:p>
     <w:p>
@@ -129,7 +129,7 @@
         <w:rPr>
           <w:b/>
         </w:rPr>
-        <w:t>Candidature au poste de Structured Products Analyst</w:t>
+        <w:t>Candidature au poste d'Analyste en Produits Structurés</w:t>
       </w:r>
     </w:p>
     <w:p>
@@ -150,7 +150,7 @@
         <w:jc w:val="both"/>
       </w:pPr>
       <w:r>
-        <w:t>Je me permets de postuler pour le poste de Structured Products Analyst chez Laka Capital, attiré par l'approche personnalisée et l'expertise approfondie que votre entreprise offre aux clients professionnels. La combinaison de pricing, d'interaction avec les clients, d'exécution et d'amélioration des processus dans ce rôle correspond parfaitement à mes compétences et à mon désir de travailler dans un environnement entrepreneurial.</w:t>
+        <w:t>Lorsque j'ai découvert l'offre de Laka Capital pour un Analyste en Produits Structurés, j'ai immédiatement ressenti un lien fort avec la mission de l'entreprise : proposer des solutions sur mesure aux clients professionnels. Avec mon expérience en structuration cross-asset chez Altitude Investment Solutions et mon passage chez Credit Suisse Wealth Management, je suis convaincu que mes compétences en pricing, en interaction client et en exécution de trades pourraient être un atout pour votre équipe.</w:t>
       </w:r>
     </w:p>
     <w:p>
@@ -160,7 +160,7 @@
         <w:jc w:val="both"/>
       </w:pPr>
       <w:r>
-        <w:t>En tant que Structureur Cross Asset chez Altitude Investment Solutions, j'ai développé une solide expérience dans la structuration d'investissements sur mesure, la gestion de RFQ multi-émetteurs et la négociation. Ces compétences, acquises dans un contexte de marché dynamique, me permettent de comprendre les besoins des clients et de proposer des solutions innovantes. La création de ma plateforme interne, qui automatise les workflows de structuration et de pricing, démontre également ma capacité à innover et à améliorer les processus.</w:t>
+        <w:t>En tant que Structureur Cross Asset chez Altitude, j'ai développé une expertise approfondie dans la structuration d'investissements sur mesure, alignés sur les objectifs et les contraintes des clients. J'ai également affiné mes compétences en gestion de RFQ multi-émetteurs, ce qui m'a permis de développer une vision à 360° des marchés et de négocier avec efficacité. La création de ma plateforme interne a démontré ma capacité à industrialiser et innover, compétences que je suis impatient de mettre au service de Laka Capital.</w:t>
       </w:r>
     </w:p>
     <w:p>
@@ -170,7 +170,7 @@
         <w:jc w:val="both"/>
       </w:pPr>
       <w:r>
-        <w:t>Mon parcours académique, avec un MSc en Financial Markets &amp; Investments de SKEMA Business School et un diplôme d'ingénieur en Génie Civil de Polytech Clermont-Ferrand, m'a fourni une base solide en finance et en analyse. Mon stage chez Credit Suisse Wealth Management m'a exposé aux classes d'actifs les plus variées et m'a enseigné l'importance de la relation de conseil avec les clients UHNW. Cette combinaison de connaissances théoriques et d'expérience pratique me permet de comprendre les besoins des clients et de proposer des solutions personnalisées.</w:t>
+        <w:t>Mon parcours académique, avec un MSc Financial Markets &amp; Investments de SKEMA Business School et un diplôme d'ingénieur en Génie Civil de Polytech Clermont-Ferrand, m'a donné une solide formation en finance et en analyse quantitative. Mon expérience chez Credit Suisse Wealth Management m'a également exposé à l'importance de la relation client et à la nécessité de recommandations personnalisées et irréprochables. Je suis convaincu que cette combinaison de compétences techniques et de sens commercial constitue un avantage différentiant pour le poste d'Analyste en Produits Structurés.</w:t>
       </w:r>
     </w:p>
     <w:p>
@@ -180,7 +180,7 @@
         <w:jc w:val="both"/>
       </w:pPr>
       <w:r>
-        <w:t>Je suis convaincu que mon profil, alliant expérience dans les produits structurés, compétences analytiques et capacité à innover, correspond parfaitement aux besoins de Laka Capital. Je suis attiré par la possibilité de travailler dans un environnement dynamique et entrepreneurial, où l'esprit d'équipe et la prise d'initiative sont valorisés. Je suis impatient de discuter de la manière dont mes compétences et mon expérience peuvent contribuer au succès de votre équipe.</w:t>
+        <w:t>Je suis particulièrement attiré par l'environnement entrepreneurial et la culture d'innovation de Laka Capital. Je suis convaincu que mes compétences en structuration de produits, en pricing et en interaction client pourraient apporter une valeur ajoutée significative à votre équipe. Je suis impatient de discuter de la manière dont je pourrais contribuer au succès de Laka Capital et de découvrir comment mon profil pourrait correspondre aux besoins de l'entreprise.</w:t>
       </w:r>
     </w:p>
     <w:p>
